--- a/resume/殷维_简历.docx
+++ b/resume/殷维_简历.docx
@@ -654,7 +654,25 @@
           <w:b w:val="0"/>
           <w:sz w:val="20"/>
         </w:rPr>
-        <w:t>2、使用 AI 生成研报、大盘分析报告等部署到投研智能体并每日推送到微信、飞书；做市场数据解析（盘中放量扫描）与股票池分时段推送。</w:t>
+        <w:t>2、使用 AI 生成研报、大盘分析报告等部署到投研智能体并每日推送到微信、飞书；</w:t>
+      </w:r>
+    </w:p>
+    <w:p>
+      <w:pPr>
+        <w:spacing w:before="0" w:after="0" w:line="245" w:lineRule="auto"/>
+        <w:widowControl w:val="0"/>
+        <w:autoSpaceDE w:val="0"/>
+        <w:autoSpaceDN w:val="0"/>
+        <w:adjustRightInd w:val="0"/>
+        <w:snapToGrid w:val="0"/>
+      </w:pPr>
+      <w:r>
+        <w:rPr>
+          <w:rFonts w:ascii="微软雅黑" w:hAnsi="微软雅黑" w:eastAsia="微软雅黑"/>
+          <w:b w:val="0"/>
+          <w:sz w:val="20"/>
+        </w:rPr>
+        <w:t>3、做市场数据解析（盘中放量扫描）与股票池分时段推送。</w:t>
       </w:r>
     </w:p>
     <w:p>
